--- a/Document/Output/History/20260811_CV_AgengSugianto.docx
+++ b/Document/Output/History/20260811_CV_AgengSugianto.docx
@@ -33,20 +33,6 @@
           <w:color w:val="000000"/>
         </w:rPr>
       </w:pPr>
-      <w:hyperlink r:id="rId6" w:history="1">
-        <w:r>
-          <w:rPr>
-            <w:rStyle w:val="Hyperlink"/>
-            <w:sz w:val="20"/>
-            <w:szCs w:val="20"/>
-          </w:rPr>
-          <w:t>agengkurniawan1@gmail.com</w:t>
-        </w:r>
-      </w:hyperlink>
-      <w:bookmarkStart w:id="0" w:name="_GoBack"/>
-      <w:bookmarkEnd w:id="0"/>
-      <w:proofErr w:type="spellStart"/>
-      <w:proofErr w:type="spellEnd"/>
       <w:r>
         <w:t>Email: agengkurniawan1@gmail.com</w:t>
         <w:br/>
@@ -140,7 +126,7 @@
         <w:spacing w:before="240" w:after="240"/>
       </w:pPr>
       <w:r>
-        <w:t>Built web dashboards and reporting tools that improved data visibility and decision-making for stakeholders.</w:t>
+        <w:t>Designed a high-fidelity Man Power GT (Falcon FPRS) prototype for web admin and mobile SFA to validate General Trade field workflows before production.</w:t>
       </w:r>
     </w:p>
     <w:p>
@@ -260,6 +246,18 @@
       </w:pPr>
       <w:r>
         <w:t>Build interactive prototypes and Functional Specification Documents (FSD) for stakeholder and development alignment.</w:t>
+      </w:r>
+    </w:p>
+    <w:p>
+      <w:pPr>
+        <w:numPr>
+          <w:ilvl w:val="0"/>
+          <w:numId w:val="9"/>
+        </w:numPr>
+        <w:spacing w:after="0"/>
+      </w:pPr>
+      <w:r>
+        <w:t>Built interactive prototypes for Man Power GT field-force flows (web + mobile) and aligned them with Functional Specification Documents (FSD).</w:t>
       </w:r>
     </w:p>
     <w:p>

--- a/Document/Output/History/20260811_CV_AgengSugianto.docx
+++ b/Document/Output/History/20260811_CV_AgengSugianto.docx
@@ -257,7 +257,7 @@
         <w:spacing w:after="0"/>
       </w:pPr>
       <w:r>
-        <w:t>Built interactive prototypes for Man Power GT field-force flows (web + mobile) and aligned them with Functional Specification Documents (FSD).</w:t>
+        <w:t>Delivered the Man Power GT (Falcon FPRS) interactive prototype for web admin and mobile SFA to validate General Trade field workflows.</w:t>
       </w:r>
     </w:p>
     <w:p>

--- a/Document/Output/History/20260811_CV_AgengSugianto.docx
+++ b/Document/Output/History/20260811_CV_AgengSugianto.docx
@@ -39,6 +39,8 @@
         <w:t>LinkedIn: https://www.linkedin.com/in/ageng-kurniawan-sugianto-463687179/</w:t>
         <w:br/>
         <w:t>GitHub: https://github.com/Agengkurnia</w:t>
+        <w:br/>
+        <w:t>Website: https://agengsugianto.vercel.app/</w:t>
       </w:r>
     </w:p>
     <w:p>
@@ -151,16 +153,6 @@
           <w:color w:val="000000"/>
         </w:rPr>
       </w:pPr>
-      <w:proofErr w:type="spellStart"/>
-      <w:proofErr w:type="spellEnd"/>
-      <w:proofErr w:type="spellStart"/>
-      <w:proofErr w:type="spellEnd"/>
-      <w:proofErr w:type="spellStart"/>
-      <w:proofErr w:type="spellEnd"/>
-      <w:proofErr w:type="spellStart"/>
-      <w:proofErr w:type="spellEnd"/>
-      <w:proofErr w:type="spellStart"/>
-      <w:proofErr w:type="spellEnd"/>
       <w:r>
         <w:t>Frontend: HTML, CSS, Bootstrap, jQuery, JavaScript</w:t>
         <w:br/>
@@ -170,7 +162,7 @@
         <w:br/>
         <w:t>Infrastructure: Ubuntu Server, Docker, NGINX, Apache</w:t>
         <w:br/>
-        <w:t>Tools: Git, Jenkins, Octopus, Notion, Cursor, Copilot, Claude</w:t>
+        <w:t>Tools &amp; AI: Git, Jenkins, Octopus, Notion, Cursor, Antigravity, Kiro, Claude, Copilot, Gemini</w:t>
       </w:r>
     </w:p>
     <w:p>
@@ -258,6 +250,18 @@
       </w:pPr>
       <w:r>
         <w:t>Delivered the Man Power GT (Falcon FPRS) interactive prototype for web admin and mobile SFA to validate General Trade field workflows.</w:t>
+      </w:r>
+    </w:p>
+    <w:p>
+      <w:pPr>
+        <w:numPr>
+          <w:ilvl w:val="0"/>
+          <w:numId w:val="9"/>
+        </w:numPr>
+        <w:spacing w:after="0"/>
+      </w:pPr>
+      <w:r>
+        <w:t>Built an FSD Generator Engine that standardizes Functional Specification Documents from UI and requirements into consistent Word deliverables.</w:t>
       </w:r>
     </w:p>
     <w:p>
